--- a/mental/download/studien-aktuell.docx
+++ b/mental/download/studien-aktuell.docx
@@ -62,7 +62,7 @@
           <w:color w:val="666666"/>
           <w:sz w:val="18"/>
         </w:rPr>
-        <w:t>Stand: 05.10.2026  |  6 Studien  |  mental.m-vf.de</w:t>
+        <w:t>Stand: 23.10.2026  |  6 Studien  |  mental.m-vf.de</w:t>
       </w:r>
     </w:p>
     <w:p>
@@ -70,7 +70,7 @@
         <w:pStyle w:val="Heading1"/>
       </w:pPr>
       <w:r>
-        <w:t>Aufgenommen am 05.10.2026</w:t>
+        <w:t>Aufgenommen am 23.10.2026</w:t>
       </w:r>
     </w:p>
     <w:p>
@@ -78,7 +78,7 @@
         <w:pStyle w:val="Heading2"/>
       </w:pPr>
       <w:r>
-        <w:t>Ernährungsberatung reduziert Alkoholkonsum bei älteren Menschen mit kognitiver Beeinträchtigung</w:t>
+        <w:t>Betreuungsatmosphäre und Zufriedenheit verbessern Stimmung bei Schizophrenie deutlich</w:t>
       </w:r>
     </w:p>
     <w:p>
@@ -88,12 +88,12 @@
           <w:color w:val="666666"/>
           <w:sz w:val="18"/>
         </w:rPr>
-        <w:t>Scheuermann JS et al.  ·  BMC Public Health  ·  03.10.2026  ·  PMID 42829430</w:t>
+        <w:t>Martinelli A et al.  ·  BMC Psychiatry  ·  21.10.2026  ·  PMID 42907808</w:t>
       </w:r>
     </w:p>
     <w:p>
       <w:r>
-        <w:t>Sekundäranalyse einer randomisierten kontrollierten Studie mit 189 Teilnehmern (Durchschnittsalter 70,6 Jahre) mit leichter kognitiver Beeinträchtigung: Vergleich zweier Ernährungsberatungs-Programme (vollwertpflanzlich vs. nach Deutscher Gesellschaft für Ernährung) auf Alkoholkonsum nach 12 Monaten.</w:t>
+        <w:t>Italien: 68 Bewohner von Supported Accommodations (betreute Wohnformen) mit Schizophrenie-Spektrum-Störungen wurden mittels Experience Sampling Method täglich befragt; Zufriedenheit mit Betreuung und Atmosphäre wurden gemessen.</w:t>
       </w:r>
     </w:p>
     <w:p>
@@ -104,7 +104,7 @@
         <w:t xml:space="preserve">Ergebnis: </w:t>
       </w:r>
       <w:r>
-        <w:t>Beide Interventionen führten zu signifikanter Reduktion des Alkoholkonsums (Cohen's d = 0,30 bzw. 0,39). Frauen zeigten nur in der DGE-Gruppe substanzielle Reduktion (d = 0,33). Höherer Baseline-Konsum, höheres Alter und bessere Adhärenz waren Prädiktoren stärkerer Reduktion. Bessere kognitive Funktion war negativer Prädiktor.</w:t>
+        <w:t>Wahrgenommene Betreuungszufriedenheit und Stationsatmosphäre waren der einzige signifikante Prädiktor für momentane Stimmung (β = 0,344, 95%-KI 0,084–0,954, p = 0,033). Strukturgleichungsmodell mit exzellentem Fit (CFI = 1,00, RMSEA = 0,00). Die Betreuungsumgebung war wichtiger als klinische Symptome für Wohlbefinden im Alltag.</w:t>
       </w:r>
     </w:p>
     <w:p>
@@ -119,7 +119,7 @@
         <w:rPr>
           <w:sz w:val="19"/>
         </w:rPr>
-        <w:t>Deutschland, deutsche Ernährungsempfehlungen, Uniklinikum Erlangen mit deutschen Kohortendaten</w:t>
+        <w:t>Italien, deutsches System ähnlich bei betreuten Wohnformen der Eingliederungshilfe</w:t>
       </w:r>
     </w:p>
     <w:p>
@@ -128,7 +128,7 @@
           <w:color w:val="5A7D3A"/>
           <w:sz w:val="18"/>
         </w:rPr>
-        <w:t>https://pubmed.ncbi.nlm.nih.gov/42829430/</w:t>
+        <w:t>https://pubmed.ncbi.nlm.nih.gov/42907808/</w:t>
       </w:r>
     </w:p>
     <w:p>
@@ -136,7 +136,7 @@
         <w:pStyle w:val="Heading2"/>
       </w:pPr>
       <w:r>
-        <w:t>Forschungsergebnisse mit Menschen mit Behinderung gemeinsam zu gestalten ist machbar</w:t>
+        <w:t>Kommunikationstherapie bei Demenz: Kliniker berichten ungleiche Ressourcen und Unsicherheit</w:t>
       </w:r>
     </w:p>
     <w:p>
@@ -146,12 +146,12 @@
           <w:color w:val="666666"/>
           <w:sz w:val="18"/>
         </w:rPr>
-        <w:t>Hewitt O et al.  ·  J Appl Res Intellect Disabil  ·  Sept. 2026  ·  PMID 42825358</w:t>
+        <w:t>Hockley A et al.  ·  Int J Lang Commun Disord  ·  Nov. 2026  ·  PMID 42905935</w:t>
       </w:r>
     </w:p>
     <w:p>
       <w:r>
-        <w:t>Qualitative Studie zur Gestaltung von Disseminationsmaterialien mit Co-Forschern mit intellektuellen Beeinträchtigungen: Fokusgruppen und Interviews evaluieren Erfahrungen dieser Personen beim Erstellen von Film, Zine, Infografiken und Leicht-Lesen-Dokumenten.</w:t>
+        <w:t>Großbritannien: 18 Sprachtherapeuten in 4 Fokusgruppen berichteten, wie sie entscheiden, ob sie Kommunikationstherapie bei Demenz anbieten; Realist-Methoden identifizierten Barrieren und Enabler.</w:t>
       </w:r>
     </w:p>
     <w:p>
@@ -162,7 +162,7 @@
         <w:t xml:space="preserve">Ergebnis: </w:t>
       </w:r>
       <w:r>
-        <w:t>Co-Forscher mit intellektuellen Beeinträchtigungen schätzten bedeutungsvolle Beteiligung an Dissemination und konnten vielfältige, ansprechende Materialien schaffen, die ihre Projekterfahrungen widerspiegelten. Guidance für Co-Research-Teams zur erfolgreichen Fertigstellung dieser Phase wird angeboten.</w:t>
+        <w:t>8 Themenbereiche identifiziert: Entscheidungen hängen ab von Personalstärke, Prioritätslogik, persönlichen Überzeugungen, Selbstsicherheit und Teamkultur. Angebot von Kommunikationstherapie variiert stark in UK. Eine Entscheidungshilfe könnte Unsicherheit reduzieren und Zugang für unterversorgte Gruppen verbessern, insbesondere durch Schulung, Peer-Support und Dienstmodellbeispiele.</w:t>
       </w:r>
     </w:p>
     <w:p>
@@ -177,7 +177,7 @@
         <w:rPr>
           <w:sz w:val="19"/>
         </w:rPr>
-        <w:t>Großbritannien, englische Universitäten, Prinzipien für partizipative Forschung in Deutschland übertragbar</w:t>
+        <w:t>Großbritannien, vergleichbar mit deutschem Spezialisierungsproblem in Demenzversorgung</w:t>
       </w:r>
     </w:p>
     <w:p>
@@ -186,7 +186,7 @@
           <w:color w:val="5A7D3A"/>
           <w:sz w:val="18"/>
         </w:rPr>
-        <w:t>https://pubmed.ncbi.nlm.nih.gov/42825358/</w:t>
+        <w:t>https://pubmed.ncbi.nlm.nih.gov/42905935/</w:t>
       </w:r>
     </w:p>
     <w:p>
@@ -194,7 +194,7 @@
         <w:pStyle w:val="Heading2"/>
       </w:pPr>
       <w:r>
-        <w:t>Symptomverbesserung führt zu besserer Emotionsregulation, nicht umgekehrt</w:t>
+        <w:t>Prolonged-Exposure-Training für Gemeindeanbieter erhöht die Implementierung um 48 %</w:t>
       </w:r>
     </w:p>
     <w:p>
@@ -204,12 +204,12 @@
           <w:color w:val="666666"/>
           <w:sz w:val="18"/>
         </w:rPr>
-        <w:t>Egli S et al.  ·  Clin Psychol Psychother  ·  Sept. 2026  ·  PMID 42815884</w:t>
+        <w:t>Rascol T et al.  ·  Eur J Psychotraumatol  ·  21.10.2026  ·  PMID 42904366</w:t>
       </w:r>
     </w:p>
     <w:p>
       <w:r>
-        <w:t>Sekundäranalyse randomisierter kontrollierter Studie mit 198 stationären Patienten mit schwerer Depression: Untersuchung mittels Bayesianischer Panelmodelle, ob Bindungsstil, kognitive Uminterpretation und emotionale Unterdrückung als Wirkungsmechanismen von Schematherapie und kognitiver Verhaltenstherapie fungieren.</w:t>
+        <w:t>Frankreich: 200 Kliniker aus der Gemeindepsychiatrie wurden in Prolonged Exposure (PE) zur PTBS-Behandlung trainiert. Nach 6 Monaten hatten 84 % mindestens eine PE-Sitzung durchgeführt, 48 % ein vollständiges PE-Protokoll mit einem Patienten abgeschlossen. Höhere Selbstsicherheit nach dem Training sagte Implementierung voraus (OR = 1,35, p = 0,049).</w:t>
       </w:r>
     </w:p>
     <w:p>
@@ -220,7 +220,7 @@
         <w:t xml:space="preserve">Ergebnis: </w:t>
       </w:r>
       <w:r>
-        <w:t>Keine Unterschiede zwischen den beiden Therapieformen bei den untersuchten Mechanismen. Wirkungsmechanismen sagten Symptomverbesserung nicht voraus. Umgekehrte Assoziation: Symptomreduktion war mit anschließenden Verbesserungen in kognitiver Uminterpretation und emotionaler Unterdrückung assoziiert – nicht diese mit Symptomreduktion.</w:t>
+        <w:t>48 % der Kliniker setzten PE im Routinefall um; 85 % initiierte mindestens eine Sitzung. Wissen und Sicherheit im Umgang mit PTBS stiegen signifikant, Misskonzeptionen zur Expositionstherapie sanken. Diese Implementierungsquoten sind für die Gemeindepsychiatrie beachtlich, erfordern aber zusätzliche systemische Unterstützung.</w:t>
       </w:r>
     </w:p>
     <w:p>
@@ -235,7 +235,7 @@
         <w:rPr>
           <w:sz w:val="19"/>
         </w:rPr>
-        <w:t>Deutschland/Österreich, Max-Planck-Institut Psychiatrie München, stationäres Multimodal-Setting</w:t>
+        <w:t>Frankreich, deutsches System vergleichbar in gemeindenaher Versorgung und Weiterbildung</w:t>
       </w:r>
     </w:p>
     <w:p>
@@ -244,7 +244,7 @@
           <w:color w:val="5A7D3A"/>
           <w:sz w:val="18"/>
         </w:rPr>
-        <w:t>https://pubmed.ncbi.nlm.nih.gov/42815884/</w:t>
+        <w:t>https://pubmed.ncbi.nlm.nih.gov/42904366/</w:t>
       </w:r>
     </w:p>
     <w:p>
@@ -252,7 +252,7 @@
         <w:pStyle w:val="Heading2"/>
       </w:pPr>
       <w:r>
-        <w:t>Psychotrope Verordnungen bei Kindern: Balance zwischen Unter- und Überversorgung nötig</w:t>
+        <w:t>Personalstärke allein erklärt Wiederaufnahmen nicht – Systemblick erforderlich</w:t>
       </w:r>
     </w:p>
     <w:p>
@@ -262,12 +262,12 @@
           <w:color w:val="666666"/>
           <w:sz w:val="18"/>
         </w:rPr>
-        <w:t>McNicholas F et al.  ·  Ir Med J  ·  28.09.2026  ·  PMID 42807504</w:t>
+        <w:t>Scognamiglio P et al.  ·  Epidemiol Psychiatr Sci  ·  21.10.2026  ·  PMID 42904349</w:t>
       </w:r>
     </w:p>
     <w:p>
       <w:r>
-        <w:t>Konzeptionelle Analyse der irischen und internationalen Daten zur psychotropen Medikation im Kindesalter: Expertendarstellung, dass die zentrale Frage nicht Überversorgung ist, sondern ob Verordnungen dem klinischen Bedarf entsprechen.</w:t>
+        <w:t>Italien: 21 regionale Verbünde über 10 Jahre (2015-2024) wurden untersucht, ob die jährliche Variation der ärztlich-pflegerischen Personalstärke (pro 100.000 Erwachsene) mit ungeplanten Wiederaufnahmen within 30 Tage nach psychiatrischer Entlassung assoziiert ist.</w:t>
       </w:r>
     </w:p>
     <w:p>
@@ -278,7 +278,7 @@
         <w:t xml:space="preserve">Ergebnis: </w:t>
       </w:r>
       <w:r>
-        <w:t>Autoren argumentieren: Steigende Verordnungsraten müssen nicht auf Übermedikalisierung hindeuten, sondern können auch unmet need reflektieren. Mit "Goldilocks-Modell" wird postuliert, dass optimale Verordnungen auf einem Kontinuum zwischen Unter- und Überversorgung liegen und von Evidenz, Patientenfaktoren und Versorgungskontext abhängen.</w:t>
+        <w:t>Kein signifikanter Zusammenhang zwischen Personalstärke und Wiederaufnahmequoten (IRR 1,006, 95%-KI 0,934–1,034, p = 0,8095). Bei 7-Tage-Wiederaufnahmen: IRR 1,032 (p = 0,67). Sensitivitätsanalysen bestätigten das Nullergebnis. Die Studie warnt vor vereinfachtem Personalmanagement ohne Blick auf post-stationäre Organisation, Deployment und sozioökonomischen Kontext.</w:t>
       </w:r>
     </w:p>
     <w:p>
@@ -293,7 +293,7 @@
         <w:rPr>
           <w:sz w:val="19"/>
         </w:rPr>
-        <w:t>Irland, CAMHS-System mit limitiertem Zugang zu Psychotherapie, ähnlich deutsche Situation</w:t>
+        <w:t>Italien, vergleichbar mit deutschem Klinikdaten-Setting und Dokumentationspflichten</w:t>
       </w:r>
     </w:p>
     <w:p>
@@ -302,7 +302,7 @@
           <w:color w:val="5A7D3A"/>
           <w:sz w:val="18"/>
         </w:rPr>
-        <w:t>https://pubmed.ncbi.nlm.nih.gov/42807504/</w:t>
+        <w:t>https://pubmed.ncbi.nlm.nih.gov/42904349/</w:t>
       </w:r>
     </w:p>
     <w:p>
@@ -310,7 +310,7 @@
         <w:pStyle w:val="Heading2"/>
       </w:pPr>
       <w:r>
-        <w:t>Partizipation im Alltag verbessert nicht messbar die Genesung bei komplexen psychischen Erkrankungen</w:t>
+        <w:t>Kurzzeitliche Eltern-Kind-Trennung in der Kindheit assoziiert mit anhaltenden Depressionen</w:t>
       </w:r>
     </w:p>
     <w:p>
@@ -320,12 +320,12 @@
           <w:color w:val="666666"/>
           <w:sz w:val="18"/>
         </w:rPr>
-        <w:t>Borgh M et al.  ·  Nord J Psychiatry  ·  07.09.2026  ·  PMID 42706860</w:t>
+        <w:t>Yim IS et al.  ·  Eur J Psychotraumatol  ·  21.10.2026  ·  PMID 42902774</w:t>
       </w:r>
     </w:p>
     <w:p>
       <w:r>
-        <w:t>Beobachtungsstudie an 83 Personen mit komplexen psychischen Erkrankungen in schwedischem Flexible Assertive Community Treatment (FACT): Untersuchung, ob Partizipation in Alltag, Beschäftigung, Wohnen, Partnerschaft und Freundschaften mit Genesung und Lebensqualität nach 12 Monaten assoziiert ist.</w:t>
+        <w:t>Deutschland: 334 sogenannte Verschickungskinder (Personen, die in den 1950er–70er Jahren mehrere Wochen in Kindererholungsheimen untergebracht waren) wurden mit 77 Kontrollpersonen verglichen; psychische Langzeitfolgen wurden untersucht.</w:t>
       </w:r>
     </w:p>
     <w:p>
@@ -336,7 +336,7 @@
         <w:t xml:space="preserve">Ergebnis: </w:t>
       </w:r>
       <w:r>
-        <w:t>Einziger signifikanter Befund: Personen, die allein lebten, berichteten höhere Lebensqualität als solche mit Partner oder Familie. Alle anderen Partizipationsdomänen zeigten keine signifikanten Assoziationen mit Genesung oder Lebensqualität. Autoren interpretieren dies als Hinweis, dass FACT-Modell Recovery über unterschiedliche Lebensumstände hinweg unterstützt.</w:t>
+        <w:t>Verschickungskinder berichteten signifikant mehr depressive Symptome, Angst und Stresserleben als Kontrollgruppe (alle p &lt; 0,001). Jüngeres Alter bei Trennung korrelierte mit mehr Depressionen; wiederholte Trennungen mit höherer Stressbelastung. Sehr negative Erinnerungen waren multivariat der einzige signifikante Prädiktor für Depressionen (p = 0,02) und Angst (p = 0,009). Diese Langzeitfolgen stellen eine unerkannte Versorgungslast dar.</w:t>
       </w:r>
     </w:p>
     <w:p>
@@ -351,7 +351,7 @@
         <w:rPr>
           <w:sz w:val="19"/>
         </w:rPr>
-        <w:t>Schweden, öffentliches Gesundheitssystem, vergleichbar mit deutschen Strukturen</w:t>
+        <w:t>Deutschland, deutsche Fallzahlen und Phänomen</w:t>
       </w:r>
     </w:p>
     <w:p>
@@ -360,7 +360,7 @@
           <w:color w:val="5A7D3A"/>
           <w:sz w:val="18"/>
         </w:rPr>
-        <w:t>https://pubmed.ncbi.nlm.nih.gov/42706860/</w:t>
+        <w:t>https://pubmed.ncbi.nlm.nih.gov/42902774/</w:t>
       </w:r>
     </w:p>
     <w:p>
@@ -368,7 +368,7 @@
         <w:pStyle w:val="Heading2"/>
       </w:pPr>
       <w:r>
-        <w:t>15 Minuten weniger Sitzen, mehr Bewegung reduziert Depression und verbessert Gesundheit bei Studierenden</w:t>
+        <w:t>Psychische Gesundheitsförderung und Prävention bleiben unterversorg – Handlungsauftrag für Länder</w:t>
       </w:r>
     </w:p>
     <w:p>
@@ -378,12 +378,12 @@
           <w:color w:val="666666"/>
           <w:sz w:val="18"/>
         </w:rPr>
-        <w:t>Pennisi F et al.  ·  Depress Anxiety  ·  03.09.2026  ·  PMID 42694837</w:t>
+        <w:t>Campion J et al.  ·  Eur Psychiatry  ·  21.10.2026  ·  PMID 42902741</w:t>
       </w:r>
     </w:p>
     <w:p>
       <w:r>
-        <w:t>Querschnittsstudie an 2636 italienischen Studierenden: Analysiert über Compositional Data Analysis und isotemporale Substitutionsmodelle Assoziationen zwischen Tagesstruktur (moderate bis intensive Aktivität, leichte Aktivität, sitzende Zeit) und depressiven Symptomen, Selbsteinschätzung Gesundheit und Essstörungssymptomatik.</w:t>
+        <w:t>Europäische Perspektive: Experten aus der WHO Europe, EPA und internationalen Organisationen analysieren die Versorgungslücken bei Prävention, Früherkennung und Gesundheitsförderung psychischer Erkrankungen in der europäischen Region.</w:t>
       </w:r>
     </w:p>
     <w:p>
@@ -394,7 +394,7 @@
         <w:t xml:space="preserve">Ergebnis: </w:t>
       </w:r>
       <w:r>
-        <w:t>Höherer Anteil intensiver Aktivität assoziiert mit niedrigeren Depressionssymptomen (β = -0,39) und besserer Gesundheitsselbsteinschätzung (β = 0,11). Höherer Anteil sitzender Zeit assoziiert mit höheren Depressionssymptomen (β = 0,42) und schlechterer Gesundheit (β = -0,11). Umschichtung von 15 Min Sitzen zu intensiver Aktivität reduzierte PHQ-9-Score um -0,114 Punkte.</w:t>
+        <w:t>Nur eine Minderheit in Europa erhält Behandlung für psychische Erkrankungen; noch weniger erhalten Präventionsinterventionen oder Angebote zur Resilienzförderung. Erforderliche Maßnahmen: PMH-Bedarfsassessment, menschenrechtsbasierte Ansätze, Schulung verschiedener Sektoren, Nutzung digitaler Technologie, Priorisierung hochimpaktiver Interventionen. Skalierung würde breite bevölkerungsweite Impacts und Kosteneinsparungen erzielen.</w:t>
       </w:r>
     </w:p>
     <w:p>
@@ -409,7 +409,7 @@
         <w:rPr>
           <w:sz w:val="19"/>
         </w:rPr>
-        <w:t>Italien, Universitätskontext, gesunde Studierende – Mechanismus für Prävention auch in deutscher Hochschulgesundheit relevant</w:t>
+        <w:t>Europa-Perspektive mit DACH-Relevanz zu Prävention und Auftragsfinanzierung</w:t>
       </w:r>
     </w:p>
     <w:p>
@@ -418,7 +418,7 @@
           <w:color w:val="5A7D3A"/>
           <w:sz w:val="18"/>
         </w:rPr>
-        <w:t>https://pubmed.ncbi.nlm.nih.gov/42694837/</w:t>
+        <w:t>https://pubmed.ncbi.nlm.nih.gov/42902741/</w:t>
       </w:r>
     </w:p>
     <w:sectPr>

--- a/mental/download/studien-aktuell.docx
+++ b/mental/download/studien-aktuell.docx
@@ -62,7 +62,7 @@
           <w:color w:val="666666"/>
           <w:sz w:val="18"/>
         </w:rPr>
-        <w:t>Stand: 23.10.2026  |  6 Studien  |  mental.m-vf.de</w:t>
+        <w:t>Stand: 24.10.2026  |  6 Studien  |  mental.m-vf.de</w:t>
       </w:r>
     </w:p>
     <w:p>
@@ -70,7 +70,7 @@
         <w:pStyle w:val="Heading1"/>
       </w:pPr>
       <w:r>
-        <w:t>Aufgenommen am 23.10.2026</w:t>
+        <w:t>Aufgenommen am 24.10.2026</w:t>
       </w:r>
     </w:p>
     <w:p>
@@ -78,7 +78,7 @@
         <w:pStyle w:val="Heading2"/>
       </w:pPr>
       <w:r>
-        <w:t>Betreuungsatmosphäre und Zufriedenheit verbessern Stimmung bei Schizophrenie deutlich</w:t>
+        <w:t>Eltern von depressiven Jugendlichen: Geringes Wissen, negative Einstellungen, moderate Praxis</w:t>
       </w:r>
     </w:p>
     <w:p>
@@ -88,12 +88,12 @@
           <w:color w:val="666666"/>
           <w:sz w:val="18"/>
         </w:rPr>
-        <w:t>Martinelli A et al.  ·  BMC Psychiatry  ·  21.10.2026  ·  PMID 42907808</w:t>
+        <w:t>Zhang Y et al.  ·  BMC Psychiatry  ·  25.07.2026  ·  PMID 42919256</w:t>
       </w:r>
     </w:p>
     <w:p>
       <w:r>
-        <w:t>Italien: 68 Bewohner von Supported Accommodations (betreute Wohnformen) mit Schizophrenie-Spektrum-Störungen wurden mittels Experience Sampling Method täglich befragt; Zufriedenheit mit Betreuung und Atmosphäre wurden gemessen.</w:t>
+        <w:t>Querschnittstudie mit 138 Eltern von hospitalisierten Jugendlichen mit Depression (Dezember 2023–September 2024) zu depression-bezogenem Wissen, Einstellungen und Praktiken (KAP) mittels 25-Item-Fragebogen (10 Wissen, 9 Einstellungen, 6 Praktiken).</w:t>
       </w:r>
     </w:p>
     <w:p>
@@ -104,7 +104,7 @@
         <w:t xml:space="preserve">Ergebnis: </w:t>
       </w:r>
       <w:r>
-        <w:t>Wahrgenommene Betreuungszufriedenheit und Stationsatmosphäre waren der einzige signifikante Prädiktor für momentane Stimmung (β = 0,344, 95%-KI 0,084–0,954, p = 0,033). Strukturgleichungsmodell mit exzellentem Fit (CFI = 1,00, RMSEA = 0,00). Die Betreuungsumgebung war wichtiger als klinische Symptome für Wohlbefinden im Alltag.</w:t>
+        <w:t>Standardisierte Werte (0–100): Wissen 54,33±13,59; Einstellungen 59,29±10,93; Praktiken 73,77±12,20; gesamt 60,78±7,46. Wissen, Einstellungen und Gesamtwert unterschieden sich nach Alter, Beruf und Bildung. In Multivariaten Modellen: Alter, Beruf, Bildung und Einkommen unabhängig mit KAP-Gesamtwert assoziiert (alle p&lt;0,05). Eltern zeigten begrenzte Krankheits-Wissensvermittlung, komparativ negative Einstellungen und moderate Praktiken.</w:t>
       </w:r>
     </w:p>
     <w:p>
@@ -119,7 +119,7 @@
         <w:rPr>
           <w:sz w:val="19"/>
         </w:rPr>
-        <w:t>Italien, deutsches System ähnlich bei betreuten Wohnformen der Eingliederungshilfe</w:t>
+        <w:t>China, Eltern-Psychoedukation; zeigt Wissenslücken in Elternschaft—relevant für deutsche Maßnahmen bei Jugendlichendepression und Angehörigenbegleitung.</w:t>
       </w:r>
     </w:p>
     <w:p>
@@ -128,7 +128,7 @@
           <w:color w:val="5A7D3A"/>
           <w:sz w:val="18"/>
         </w:rPr>
-        <w:t>https://pubmed.ncbi.nlm.nih.gov/42907808/</w:t>
+        <w:t>https://pubmed.ncbi.nlm.nih.gov/42919256/</w:t>
       </w:r>
     </w:p>
     <w:p>
@@ -136,7 +136,7 @@
         <w:pStyle w:val="Heading2"/>
       </w:pPr>
       <w:r>
-        <w:t>Kommunikationstherapie bei Demenz: Kliniker berichten ungleiche Ressourcen und Unsicherheit</w:t>
+        <w:t>Schulen und Systembrüche: Haupthindernisse für psychosoziale Versorgung von Jugendlichen</w:t>
       </w:r>
     </w:p>
     <w:p>
@@ -146,12 +146,12 @@
           <w:color w:val="666666"/>
           <w:sz w:val="18"/>
         </w:rPr>
-        <w:t>Hockley A et al.  ·  Int J Lang Commun Disord  ·  Nov. 2026  ·  PMID 42905935</w:t>
+        <w:t>Paclikova K et al.  ·  Int J Public Health  ·  07.10.2026  ·  PMID 42908673</w:t>
       </w:r>
     </w:p>
     <w:p>
       <w:r>
-        <w:t>Großbritannien: 18 Sprachtherapeuten in 4 Fokusgruppen berichteten, wie sie entscheiden, ob sie Kommunikationstherapie bei Demenz anbieten; Realist-Methoden identifizierten Barrieren und Enabler.</w:t>
+        <w:t>Konzept-Mapping-Studie mit 33 Fachpersonen aus Tschechien und der Slowakei identifizierte dringende, aber schwer umsetzbare Verbesserungen in der psychosozialen Versorgung von Jugendlichen mit emotionalen und Verhaltensproblemen.</w:t>
       </w:r>
     </w:p>
     <w:p>
@@ -162,7 +162,7 @@
         <w:t xml:space="preserve">Ergebnis: </w:t>
       </w:r>
       <w:r>
-        <w:t>8 Themenbereiche identifiziert: Entscheidungen hängen ab von Personalstärke, Prioritätslogik, persönlichen Überzeugungen, Selbstsicherheit und Teamkultur. Angebot von Kommunikationstherapie variiert stark in UK. Eine Entscheidungshilfe könnte Unsicherheit reduzieren und Zugang für unterversorgte Gruppen verbessern, insbesondere durch Schulung, Peer-Support und Dienstmodellbeispiele.</w:t>
+        <w:t>43 Maßnahmen wurden in 5 Cluster kategorisiert; 13 Maßnahmen als hochdringlich, aber nicht umsetzbar eingestuft. Die meisten betrafen Schulsystemänderungen (Cluster 1), Verbesserung der Systemtransparenz und -funktionalität (Cluster 2) sowie gesetzliche Bedingungen. Hauptbarrieren waren Personalkapazität, Fragmentierung der Versorgung und mangelnde Schulkoordination.</w:t>
       </w:r>
     </w:p>
     <w:p>
@@ -177,7 +177,7 @@
         <w:rPr>
           <w:sz w:val="19"/>
         </w:rPr>
-        <w:t>Großbritannien, vergleichbar mit deutschem Spezialisierungsproblem in Demenzversorgung</w:t>
+        <w:t>Europäisches System mit vergleichbarer psychiatrischer Infrastruktur und Finanzierung; Erkenntnisse zur Systemfragmentierung übertragbar auf Deutschland.</w:t>
       </w:r>
     </w:p>
     <w:p>
@@ -186,7 +186,7 @@
           <w:color w:val="5A7D3A"/>
           <w:sz w:val="18"/>
         </w:rPr>
-        <w:t>https://pubmed.ncbi.nlm.nih.gov/42905935/</w:t>
+        <w:t>https://pubmed.ncbi.nlm.nih.gov/42908673/</w:t>
       </w:r>
     </w:p>
     <w:p>
@@ -194,7 +194,7 @@
         <w:pStyle w:val="Heading2"/>
       </w:pPr>
       <w:r>
-        <w:t>Prolonged-Exposure-Training für Gemeindeanbieter erhöht die Implementierung um 48 %</w:t>
+        <w:t>Progressive Muskelrelaxation reduzierte Traumasymptome nach Erdbeben deutlich</w:t>
       </w:r>
     </w:p>
     <w:p>
@@ -204,12 +204,12 @@
           <w:color w:val="666666"/>
           <w:sz w:val="18"/>
         </w:rPr>
-        <w:t>Rascol T et al.  ·  Eur J Psychotraumatol  ·  21.10.2026  ·  PMID 42904366</w:t>
+        <w:t>Karadaşlı T et al.  ·  BMC Psychiatry  ·  19.09.2026  ·  PMID 42907791</w:t>
       </w:r>
     </w:p>
     <w:p>
       <w:r>
-        <w:t>Frankreich: 200 Kliniker aus der Gemeindepsychiatrie wurden in Prolonged Exposure (PE) zur PTBS-Behandlung trainiert. Nach 6 Monaten hatten 84 % mindestens eine PE-Sitzung durchgeführt, 48 % ein vollständiges PE-Protokoll mit einem Patienten abgeschlossen. Höhere Selbstsicherheit nach dem Training sagte Implementierung voraus (OR = 1,35, p = 0,049).</w:t>
+        <w:t>Randomisierte kontrollierte Studie mit 44 Erdbebenüberlebenden (n=22 je Gruppe) zur Wirksamkeit von Progressive-Muskelrelaxations-Training (PMRT) via Telerehabilitation bei PTBS nach dem Kahramanmaraş-Erdbeben 2023.</w:t>
       </w:r>
     </w:p>
     <w:p>
@@ -220,7 +220,7 @@
         <w:t xml:space="preserve">Ergebnis: </w:t>
       </w:r>
       <w:r>
-        <w:t>48 % der Kliniker setzten PE im Routinefall um; 85 % initiierte mindestens eine Sitzung. Wissen und Sicherheit im Umgang mit PTBS stiegen signifikant, Misskonzeptionen zur Expositionstherapie sanken. Diese Implementierungsquoten sind für die Gemeindepsychiatrie beachtlich, erfordern aber zusätzliche systemische Unterstützung.</w:t>
+        <w:t>PMRT-Gruppe: PTBS-Symptomeschwere signifikant gesunken (p&lt;0,001; η²p=0,735). Verbesserungen auch bei Depression (η²p=0,435), Angst (η²p=0,521), Stress (η²p=0,504), Schlafqualität (η²p=0,632), körperliche (η²p=0,727) und mentale Lebensqualität (η²p=0,630) vs. Kontrolle. Kontrollgruppe: keine Verbesserungen, Schlaf und körperliche Gesundheit verschlechtert sich.</w:t>
       </w:r>
     </w:p>
     <w:p>
@@ -235,7 +235,7 @@
         <w:rPr>
           <w:sz w:val="19"/>
         </w:rPr>
-        <w:t>Frankreich, deutsches System vergleichbar in gemeindenaher Versorgung und Weiterbildung</w:t>
+        <w:t>Türkei, Nachbarland mit ähnlichen Traumatisierungsszenarien; Telerehabilitation übertragbar auf deutsche Strukturen bei Krisensituationen.</w:t>
       </w:r>
     </w:p>
     <w:p>
@@ -244,7 +244,7 @@
           <w:color w:val="5A7D3A"/>
           <w:sz w:val="18"/>
         </w:rPr>
-        <w:t>https://pubmed.ncbi.nlm.nih.gov/42904366/</w:t>
+        <w:t>https://pubmed.ncbi.nlm.nih.gov/42907791/</w:t>
       </w:r>
     </w:p>
     <w:p>
@@ -252,7 +252,7 @@
         <w:pStyle w:val="Heading2"/>
       </w:pPr>
       <w:r>
-        <w:t>Personalstärke allein erklärt Wiederaufnahmen nicht – Systemblick erforderlich</w:t>
+        <w:t>Europäische Psychiater: Psychosoziale Interventionen bei bipolarer Störung untergenutzt</w:t>
       </w:r>
     </w:p>
     <w:p>
@@ -262,12 +262,12 @@
           <w:color w:val="666666"/>
           <w:sz w:val="18"/>
         </w:rPr>
-        <w:t>Scognamiglio P et al.  ·  Epidemiol Psychiatr Sci  ·  21.10.2026  ·  PMID 42904349</w:t>
+        <w:t>Sani G et al.  ·  Eur Psychiatry  ·  21.10.2026  ·  PMID 42904336</w:t>
       </w:r>
     </w:p>
     <w:p>
       <w:r>
-        <w:t>Italien: 21 regionale Verbünde über 10 Jahre (2015-2024) wurden untersucht, ob die jährliche Variation der ärztlich-pflegerischen Personalstärke (pro 100.000 Erwachsene) mit ungeplanten Wiederaufnahmen within 30 Tage nach psychiatrischer Entlassung assoziiert ist.</w:t>
+        <w:t>Querschnittstudie mit 654 Psychiatern und Assistenzärzten aus 40 europäischen Ländern zur Behandlungspräferenz bei bipolarer Störung.</w:t>
       </w:r>
     </w:p>
     <w:p>
@@ -278,7 +278,7 @@
         <w:t xml:space="preserve">Ergebnis: </w:t>
       </w:r>
       <w:r>
-        <w:t>Kein signifikanter Zusammenhang zwischen Personalstärke und Wiederaufnahmequoten (IRR 1,006, 95%-KI 0,934–1,034, p = 0,8095). Bei 7-Tage-Wiederaufnahmen: IRR 1,032 (p = 0,67). Sensitivitätsanalysen bestätigten das Nullergebnis. Die Studie warnt vor vereinfachtem Personalmanagement ohne Blick auf post-stationäre Organisation, Deployment und sozioökonomischen Kontext.</w:t>
+        <w:t>Mehrheit bevorzugte Pharmakotherapie als Kombination von zwei bis drei Wirkstoffen; Lithium am häufigsten in allen Krankheitsphasen. Psychosoziale Interventionen nicht systematisch implementiert, besonders bei manischen und gemischten Episoden. Latent-Class-Analyse identifizierte vier unterschiedliche Verschreibungsprofile. Psychoedukation und kognitiv-behaviorale Therapie in bis zu 40 % der depressiven Phase empfohlen.</w:t>
       </w:r>
     </w:p>
     <w:p>
@@ -293,7 +293,7 @@
         <w:rPr>
           <w:sz w:val="19"/>
         </w:rPr>
-        <w:t>Italien, vergleichbar mit deutschem Klinikdaten-Setting und Dokumentationspflichten</w:t>
+        <w:t>40 europäische Länder, hohe Vergleichbarkeit zur deutschen Psychiatrie; zeigt Implementierungslücke bei evidenzgestützten Richtlinien.</w:t>
       </w:r>
     </w:p>
     <w:p>
@@ -302,7 +302,7 @@
           <w:color w:val="5A7D3A"/>
           <w:sz w:val="18"/>
         </w:rPr>
-        <w:t>https://pubmed.ncbi.nlm.nih.gov/42904349/</w:t>
+        <w:t>https://pubmed.ncbi.nlm.nih.gov/42904336/</w:t>
       </w:r>
     </w:p>
     <w:p>
@@ -310,7 +310,7 @@
         <w:pStyle w:val="Heading2"/>
       </w:pPr>
       <w:r>
-        <w:t>Kurzzeitliche Eltern-Kind-Trennung in der Kindheit assoziiert mit anhaltenden Depressionen</w:t>
+        <w:t>Stadtinfrastruktur Busse: Ressource für Genesung von Psychose im urbanen Alltag</w:t>
       </w:r>
     </w:p>
     <w:p>
@@ -320,12 +320,12 @@
           <w:color w:val="666666"/>
           <w:sz w:val="18"/>
         </w:rPr>
-        <w:t>Yim IS et al.  ·  Eur J Psychotraumatol  ·  21.10.2026  ·  PMID 42902774</w:t>
+        <w:t>Winz M et al.  ·  Sociol Health Illn  ·  Nov. 2026  ·  PMID 42899344</w:t>
       </w:r>
     </w:p>
     <w:p>
       <w:r>
-        <w:t>Deutschland: 334 sogenannte Verschickungskinder (Personen, die in den 1950er–70er Jahren mehrere Wochen in Kindererholungsheimen untergebracht waren) wurden mit 77 Kontrollpersonen verglichen; psychische Langzeitfolgen wurden untersucht.</w:t>
+        <w:t>Qualitative geografische Studie mit jungen Menschen in Genesung von Früh-Psychose (Lausanne, Schweiz) zur Rolle von Businfrastruktur als Ressource oder Hindernis für Recovery, Autonomie und Stadtbeteiligung.</w:t>
       </w:r>
     </w:p>
     <w:p>
@@ -336,7 +336,7 @@
         <w:t xml:space="preserve">Ergebnis: </w:t>
       </w:r>
       <w:r>
-        <w:t>Verschickungskinder berichteten signifikant mehr depressive Symptome, Angst und Stresserleben als Kontrollgruppe (alle p &lt; 0,001). Jüngeres Alter bei Trennung korrelierte mit mehr Depressionen; wiederholte Trennungen mit höherer Stressbelastung. Sehr negative Erinnerungen waren multivariat der einzige signifikante Prädiktor für Depressionen (p = 0,02) und Angst (p = 0,009). Diese Langzeitfolgen stellen eine unerkannte Versorgungslast dar.</w:t>
+        <w:t>Busse fungieren als affektive Rettungsleinen, Autonomie-Anker und Gateways zu formalen/informalen Wellbeing-Ressourcen; unterstützen Recovery und Wiederengagement mit der Stadt. Gleichzeitig: Sinnesüberstimulation, Nähe zu anderen, Angst vor Überwachung, finanzielle Barrieren. Mobilität durch Begegnungen mit urbaner Infrastruktur relational konstituiert—Busse können Kapazitäten zur Stadtbeteiligung kultivieren oder unterminieren.</w:t>
       </w:r>
     </w:p>
     <w:p>
@@ -351,7 +351,7 @@
         <w:rPr>
           <w:sz w:val="19"/>
         </w:rPr>
-        <w:t>Deutschland, deutsche Fallzahlen und Phänomen</w:t>
+        <w:t>Schweiz, vergleichbares Versicherungssystem; konzeptualisiert Mobility als Versorgungsfaktor—relevant für deutsche Community-Psychiatrie und urbane Gesundheitsplanung.</w:t>
       </w:r>
     </w:p>
     <w:p>
@@ -360,7 +360,7 @@
           <w:color w:val="5A7D3A"/>
           <w:sz w:val="18"/>
         </w:rPr>
-        <w:t>https://pubmed.ncbi.nlm.nih.gov/42902774/</w:t>
+        <w:t>https://pubmed.ncbi.nlm.nih.gov/42899344/</w:t>
       </w:r>
     </w:p>
     <w:p>
@@ -368,7 +368,7 @@
         <w:pStyle w:val="Heading2"/>
       </w:pPr>
       <w:r>
-        <w:t>Psychische Gesundheitsförderung und Prävention bleiben unterversorg – Handlungsauftrag für Länder</w:t>
+        <w:t>Deutsche Kohortenstudie: Luftverschmutzung und Hitze erhöhen Depressionsrisiko</w:t>
       </w:r>
     </w:p>
     <w:p>
@@ -378,12 +378,12 @@
           <w:color w:val="666666"/>
           <w:sz w:val="18"/>
         </w:rPr>
-        <w:t>Campion J et al.  ·  Eur Psychiatry  ·  21.10.2026  ·  PMID 42902741</w:t>
+        <w:t>Wang Y et al.  ·  Environ Int  ·  27.09.2026  ·  PMID 42810139</w:t>
       </w:r>
     </w:p>
     <w:p>
       <w:r>
-        <w:t>Europäische Perspektive: Experten aus der WHO Europe, EPA und internationalen Organisationen analysieren die Versorgungslücken bei Prävention, Früherkennung und Gesundheitsförderung psychischer Erkrankungen in der europäischen Region.</w:t>
+        <w:t>Längsschnittanalyse von über 70.000 erwachsenen Deutschen (Baseline 2014–2019, Follow-up 2020, 2022) zu Assoziationen zwischen Umweltexpositionen (Luftqualität, Temperatur, Grünflächenanteil) und Depressivität, Angst, Stress.</w:t>
       </w:r>
     </w:p>
     <w:p>
@@ -394,7 +394,7 @@
         <w:t xml:space="preserve">Ergebnis: </w:t>
       </w:r>
       <w:r>
-        <w:t>Nur eine Minderheit in Europa erhält Behandlung für psychische Erkrankungen; noch weniger erhalten Präventionsinterventionen oder Angebote zur Resilienzförderung. Erforderliche Maßnahmen: PMH-Bedarfsassessment, menschenrechtsbasierte Ansätze, Schulung verschiedener Sektoren, Nutzung digitaler Technologie, Priorisierung hochimpaktiver Interventionen. Skalierung würde breite bevölkerungsweite Impacts und Kosteneinsparungen erzielen.</w:t>
+        <w:t>Höhere Lufttemperatur pro IQR assoziiert mit höherer Depressivität (β=0,07, 95%-KI 0,03–0,12), Angst (β=0,05, 95%-KI 0,01–0,09) und Stress (β=0,05, 95%-KI 0,01–0,09). NO₂-Exposition assoziiert mit höherer Depressivität (β=0,08, 95%-KI 0,03–0,14). Höhere Bevölkerungsdichte (100m-Radius) mit höherer Depressivität, Angst, Stress. Höhere Grünflächen, Niederschlag und relative Feuchte mit niedrigerer Depressivität. Stärkere Effekte bei Frauen, jüngeren Erwachsenen, Adipösen und in Städten.</w:t>
       </w:r>
     </w:p>
     <w:p>
@@ -409,7 +409,7 @@
         <w:rPr>
           <w:sz w:val="19"/>
         </w:rPr>
-        <w:t>Europa-Perspektive mit DACH-Relevanz zu Prävention und Auftragsfinanzierung</w:t>
+        <w:t>Deutsche Nationale Kohorte (NAKO), nationale Datengrundlage; unmittelbar auf deutsche Versorgungsplanung und Präventionsmaßnahmen anwendbar.</w:t>
       </w:r>
     </w:p>
     <w:p>
@@ -418,7 +418,7 @@
           <w:color w:val="5A7D3A"/>
           <w:sz w:val="18"/>
         </w:rPr>
-        <w:t>https://pubmed.ncbi.nlm.nih.gov/42902741/</w:t>
+        <w:t>https://pubmed.ncbi.nlm.nih.gov/42810139/</w:t>
       </w:r>
     </w:p>
     <w:sectPr>
